--- a/WebContent/docx/HRDscore报告-贵医.docx
+++ b/WebContent/docx/HRDscore报告-贵医.docx
@@ -1293,8 +1293,6 @@
         </w:rPr>
         <w:t>检测结果总览</w:t>
       </w:r>
-      <w:bookmarkStart w:id="94" w:name="_GoBack"/>
-      <w:bookmarkEnd w:id="94"/>
       <w:r>
         <w:rPr>
           <w:rFonts w:hint="eastAsia" w:ascii="微软雅黑" w:hAnsi="微软雅黑" w:eastAsia="微软雅黑" w:cs="微软雅黑"/>
@@ -2867,16 +2865,16 @@
           <w:color w:val="auto"/>
         </w:rPr>
       </w:pPr>
-      <w:bookmarkStart w:id="0" w:name="_Toc30143_WPSOffice_Level1"/>
+      <w:bookmarkStart w:id="0" w:name="_Toc4230"/>
       <w:bookmarkStart w:id="1" w:name="_Toc10446"/>
       <w:bookmarkStart w:id="2" w:name="_Toc32054"/>
-      <w:bookmarkStart w:id="3" w:name="_Toc24397"/>
-      <w:bookmarkStart w:id="4" w:name="_Toc4230"/>
-      <w:bookmarkStart w:id="5" w:name="_Toc21009_WPSOffice_Level1"/>
+      <w:bookmarkStart w:id="3" w:name="_Toc21009_WPSOffice_Level1"/>
+      <w:bookmarkStart w:id="4" w:name="_Toc13806"/>
+      <w:bookmarkStart w:id="5" w:name="_Toc30143_WPSOffice_Level1"/>
       <w:bookmarkStart w:id="6" w:name="_Toc21669"/>
-      <w:bookmarkStart w:id="7" w:name="_Toc27500"/>
+      <w:bookmarkStart w:id="7" w:name="_Toc24397"/>
       <w:bookmarkStart w:id="8" w:name="_Toc24178_WPSOffice_Level1"/>
-      <w:bookmarkStart w:id="9" w:name="_Toc13806"/>
+      <w:bookmarkStart w:id="9" w:name="_Toc27500"/>
     </w:p>
     <w:p>
       <w:pPr>
@@ -3930,8 +3928,10 @@
                 <w:rFonts w:hint="eastAsia"/>
                 <w:lang w:eastAsia="zh-CN"/>
               </w:rPr>
-              <w:t>肿瘤同源重组修复缺陷评分（HRD score）检测报告</w:t>
-            </w:r>
+              <w:t>肿瘤同源重组修复缺陷评分（HRD score）检测</w:t>
+            </w:r>
+            <w:bookmarkStart w:id="94" w:name="_GoBack"/>
+            <w:bookmarkEnd w:id="94"/>
           </w:p>
         </w:tc>
       </w:tr>
@@ -4657,8 +4657,8 @@
           <w:lang w:val="en-US" w:eastAsia="zh-CN"/>
         </w:rPr>
       </w:pPr>
-      <w:bookmarkStart w:id="15" w:name="_Toc29126"/>
-      <w:bookmarkStart w:id="16" w:name="_Toc16093"/>
+      <w:bookmarkStart w:id="15" w:name="_Toc16093"/>
+      <w:bookmarkStart w:id="16" w:name="_Toc29126"/>
       <w:bookmarkStart w:id="17" w:name="_Toc11436"/>
       <w:bookmarkStart w:id="18" w:name="_Toc149837254"/>
       <w:r>
@@ -7099,11 +7099,11 @@
           <w:lang w:eastAsia="zh-CN"/>
         </w:rPr>
       </w:pPr>
-      <w:bookmarkStart w:id="24" w:name="_Toc17240"/>
-      <w:bookmarkStart w:id="25" w:name="_Toc7749"/>
-      <w:bookmarkStart w:id="26" w:name="_Toc107825551"/>
-      <w:bookmarkStart w:id="27" w:name="_Toc22079"/>
-      <w:bookmarkStart w:id="28" w:name="_Toc22846"/>
+      <w:bookmarkStart w:id="24" w:name="_Toc7749"/>
+      <w:bookmarkStart w:id="25" w:name="_Toc107825551"/>
+      <w:bookmarkStart w:id="26" w:name="_Toc17240"/>
+      <w:bookmarkStart w:id="27" w:name="_Toc22846"/>
+      <w:bookmarkStart w:id="28" w:name="_Toc22079"/>
       <w:bookmarkStart w:id="29" w:name="_Toc9899"/>
       <w:r>
         <w:rPr>
@@ -7611,10 +7611,10 @@
           </w14:textFill>
         </w:rPr>
       </w:pPr>
-      <w:bookmarkStart w:id="30" w:name="_Toc2289"/>
+      <w:bookmarkStart w:id="30" w:name="_Toc180"/>
       <w:bookmarkStart w:id="31" w:name="_Toc23251"/>
-      <w:bookmarkStart w:id="32" w:name="_Toc30517"/>
-      <w:bookmarkStart w:id="33" w:name="_Toc180"/>
+      <w:bookmarkStart w:id="32" w:name="_Toc2289"/>
+      <w:bookmarkStart w:id="33" w:name="_Toc30517"/>
       <w:r>
         <w:rPr>
           <w:rFonts w:hint="default" w:asciiTheme="majorAscii" w:hAnsiTheme="majorAscii"/>
@@ -7651,9 +7651,9 @@
           <w:lang w:eastAsia="zh-CN"/>
         </w:rPr>
       </w:pPr>
-      <w:bookmarkStart w:id="34" w:name="_Toc7019"/>
-      <w:bookmarkStart w:id="35" w:name="_Toc107330125"/>
-      <w:bookmarkStart w:id="36" w:name="_Toc19694"/>
+      <w:bookmarkStart w:id="34" w:name="_Toc19694"/>
+      <w:bookmarkStart w:id="35" w:name="_Toc7019"/>
+      <w:bookmarkStart w:id="36" w:name="_Toc107330125"/>
       <w:bookmarkStart w:id="37" w:name="_Toc107825556"/>
       <w:bookmarkStart w:id="38" w:name="_Toc10233"/>
       <w:bookmarkStart w:id="39" w:name="_Toc21881"/>
@@ -12002,19 +12002,19 @@
           </w14:textFill>
         </w:rPr>
       </w:pPr>
-      <w:bookmarkStart w:id="40" w:name="_Toc25076"/>
-      <w:bookmarkStart w:id="41" w:name="_Toc25984"/>
-      <w:bookmarkStart w:id="42" w:name="_Toc11406"/>
-      <w:bookmarkStart w:id="43" w:name="_Toc1475"/>
-      <w:bookmarkStart w:id="44" w:name="_Toc1986"/>
-      <w:bookmarkStart w:id="45" w:name="_Toc11896_WPSOffice_Level1"/>
-      <w:bookmarkStart w:id="46" w:name="_Toc11193_WPSOffice_Level1"/>
-      <w:bookmarkStart w:id="47" w:name="_Toc28810_WPSOffice_Level1"/>
-      <w:bookmarkStart w:id="48" w:name="_Toc11812"/>
-      <w:bookmarkStart w:id="49" w:name="_Toc4979"/>
-      <w:bookmarkStart w:id="50" w:name="_Toc1779"/>
-      <w:bookmarkStart w:id="51" w:name="_Toc20303"/>
-      <w:bookmarkStart w:id="52" w:name="_Toc27173"/>
+      <w:bookmarkStart w:id="40" w:name="_Toc25984"/>
+      <w:bookmarkStart w:id="41" w:name="_Toc25076"/>
+      <w:bookmarkStart w:id="42" w:name="_Toc20303"/>
+      <w:bookmarkStart w:id="43" w:name="_Toc28810_WPSOffice_Level1"/>
+      <w:bookmarkStart w:id="44" w:name="_Toc1779"/>
+      <w:bookmarkStart w:id="45" w:name="_Toc11812"/>
+      <w:bookmarkStart w:id="46" w:name="_Toc4979"/>
+      <w:bookmarkStart w:id="47" w:name="_Toc27173"/>
+      <w:bookmarkStart w:id="48" w:name="_Toc11896_WPSOffice_Level1"/>
+      <w:bookmarkStart w:id="49" w:name="_Toc11193_WPSOffice_Level1"/>
+      <w:bookmarkStart w:id="50" w:name="_Toc1475"/>
+      <w:bookmarkStart w:id="51" w:name="_Toc11406"/>
+      <w:bookmarkStart w:id="52" w:name="_Toc1986"/>
       <w:r>
         <w:rPr>
           <w:rFonts w:hint="eastAsia" w:cs="Times New Roman"/>
@@ -13032,9 +13032,9 @@
           <w:lang w:eastAsia="zh-CN"/>
         </w:rPr>
       </w:pPr>
-      <w:bookmarkStart w:id="61" w:name="_Toc31498"/>
+      <w:bookmarkStart w:id="61" w:name="_Toc107825567"/>
       <w:bookmarkStart w:id="62" w:name="_Toc2506"/>
-      <w:bookmarkStart w:id="63" w:name="_Toc107825567"/>
+      <w:bookmarkStart w:id="63" w:name="_Toc31498"/>
       <w:bookmarkStart w:id="64" w:name="_Toc26153"/>
       <w:r>
         <w:rPr>
@@ -13473,8 +13473,8 @@
           <w:lang w:eastAsia="zh-CN"/>
         </w:rPr>
       </w:pPr>
-      <w:bookmarkStart w:id="65" w:name="_Toc16486"/>
-      <w:bookmarkStart w:id="66" w:name="_Toc18576"/>
+      <w:bookmarkStart w:id="65" w:name="_Toc18576"/>
+      <w:bookmarkStart w:id="66" w:name="_Toc16486"/>
       <w:r>
         <w:rPr>
           <w:rFonts w:hint="eastAsia" w:ascii="Times New Roman" w:hAnsi="Times New Roman" w:eastAsia="微软雅黑" w:cs="Times New Roman"/>
@@ -13738,10 +13738,10 @@
           <w:lang w:eastAsia="zh-CN"/>
         </w:rPr>
       </w:pPr>
-      <w:bookmarkStart w:id="67" w:name="_Toc331"/>
+      <w:bookmarkStart w:id="67" w:name="_Toc32060"/>
       <w:bookmarkStart w:id="68" w:name="_Toc5400"/>
       <w:bookmarkStart w:id="69" w:name="_Toc3846"/>
-      <w:bookmarkStart w:id="70" w:name="_Toc32060"/>
+      <w:bookmarkStart w:id="70" w:name="_Toc331"/>
       <w:r>
         <w:rPr>
           <w:rFonts w:ascii="Times New Roman" w:hAnsi="Times New Roman" w:eastAsia="微软雅黑" w:cs="Times New Roman"/>
@@ -13872,8 +13872,8 @@
           <w:lang w:eastAsia="zh-CN"/>
         </w:rPr>
       </w:pPr>
-      <w:bookmarkStart w:id="71" w:name="_Toc5423"/>
-      <w:bookmarkStart w:id="72" w:name="_Toc126"/>
+      <w:bookmarkStart w:id="71" w:name="_Toc126"/>
+      <w:bookmarkStart w:id="72" w:name="_Toc5423"/>
       <w:bookmarkStart w:id="73" w:name="_Toc22196"/>
       <w:bookmarkStart w:id="74" w:name="_Toc10299"/>
       <w:r>
@@ -14072,23 +14072,23 @@
           <w:lang w:eastAsia="zh-CN"/>
         </w:rPr>
       </w:pPr>
-      <w:bookmarkStart w:id="75" w:name="_Toc10186"/>
-      <w:bookmarkStart w:id="76" w:name="_Toc15114"/>
-      <w:bookmarkStart w:id="77" w:name="_Toc3409"/>
-      <w:bookmarkStart w:id="78" w:name="_Toc5924"/>
+      <w:bookmarkStart w:id="75" w:name="_Toc15114"/>
+      <w:bookmarkStart w:id="76" w:name="_Toc5924"/>
+      <w:bookmarkStart w:id="77" w:name="_Toc10186"/>
+      <w:bookmarkStart w:id="78" w:name="_Toc3409"/>
       <w:bookmarkStart w:id="79" w:name="_Toc27034"/>
-      <w:bookmarkStart w:id="80" w:name="_Toc107825570"/>
-      <w:bookmarkStart w:id="81" w:name="_Toc8911"/>
-      <w:bookmarkStart w:id="82" w:name="_Toc27809"/>
-      <w:bookmarkStart w:id="83" w:name="_Toc11901"/>
-      <w:bookmarkStart w:id="84" w:name="_Toc15630"/>
-      <w:bookmarkStart w:id="85" w:name="_Toc4503"/>
-      <w:bookmarkStart w:id="86" w:name="_Toc17792_WPSOffice_Level2"/>
+      <w:bookmarkStart w:id="80" w:name="_Toc8911"/>
+      <w:bookmarkStart w:id="81" w:name="_Toc107825570"/>
+      <w:bookmarkStart w:id="82" w:name="_Toc4503"/>
+      <w:bookmarkStart w:id="83" w:name="_Toc27809"/>
+      <w:bookmarkStart w:id="84" w:name="_Toc11901"/>
+      <w:bookmarkStart w:id="85" w:name="_Toc15630"/>
+      <w:bookmarkStart w:id="86" w:name="_Toc22162_WPSOffice_Level1"/>
       <w:bookmarkStart w:id="87" w:name="_Toc13275"/>
-      <w:bookmarkStart w:id="88" w:name="_Toc22162_WPSOffice_Level1"/>
+      <w:bookmarkStart w:id="88" w:name="_Toc19584_WPSOffice_Level1"/>
       <w:bookmarkStart w:id="89" w:name="_Toc14611_WPSOffice_Level1"/>
       <w:bookmarkStart w:id="90" w:name="_Toc22623"/>
-      <w:bookmarkStart w:id="91" w:name="_Toc19584_WPSOffice_Level1"/>
+      <w:bookmarkStart w:id="91" w:name="_Toc17792_WPSOffice_Level2"/>
       <w:r>
         <w:rPr>
           <w:rFonts w:hint="eastAsia"/>
